--- a/lesson-13.docx
+++ b/lesson-13.docx
@@ -4,6 +4,110 @@
   <w:body>
     <w:p>
       <w:pPr>
+        <w:rPr>
+          <w:lang w:val="ru-RU"/>
+        </w:rPr>
+      </w:pPr>
+      <w:r>
+        <w:rPr>
+          <w:lang w:val="ru-RU"/>
+        </w:rPr>
+        <w:t>#55 "Экспериментальная наука" – это не эксклюзивное изобретение Модерна, порвавшего с "предрассудками" предыдущих эпох, а результат длительного философского процесса, необходимыми этапами которого являются античная метафизика и средневековая схоластика;</w:t>
+      </w:r>
+    </w:p>
+    <w:p>
+      <w:pPr>
+        <w:rPr>
+          <w:lang w:val="ru-RU"/>
+        </w:rPr>
+      </w:pPr>
+      <w:r>
+        <w:rPr>
+          <w:lang w:val="ru-RU"/>
+        </w:rPr>
+        <w:t>#56 В отличие от поисков предельного основания, на этой линии развития  главной задачей является не определение точки отчёта для построения истинного знания, а исследование конечной цели – прояснение сущности истинного знания и выявление препятствий для его достижения;</w:t>
+      </w:r>
+    </w:p>
+    <w:p>
+      <w:pPr>
+        <w:rPr>
+          <w:lang w:val="ru-RU"/>
+        </w:rPr>
+      </w:pPr>
+      <w:r>
+        <w:rPr>
+          <w:lang w:val="ru-RU"/>
+        </w:rPr>
+        <w:t>#57 Платон сформулировал два условия для достижения истинного знания – операции синагоге (сбор) и диайресис (разделение), и показал, что при выполнении второй операции происходит сбой: по какой-то причине невозможно дать точное определение знакомым, "интуитивно" понятным вещам;</w:t>
+      </w:r>
+    </w:p>
+    <w:p>
+      <w:pPr>
+        <w:rPr>
+          <w:lang w:val="ru-RU"/>
+        </w:rPr>
+      </w:pPr>
+      <w:r>
+        <w:rPr>
+          <w:lang w:val="ru-RU"/>
+        </w:rPr>
+        <w:t>#58 Истинное знание (точное определение предмета, Эйдос / Идея) существует, несмотря на его недостижимость: без наличия истинного знания была бы невозможна коррекция ложных высказываний и всякая ориентация в пространстве логических рассуждений;</w:t>
+      </w:r>
+    </w:p>
+    <w:p>
+      <w:pPr>
+        <w:rPr>
+          <w:lang w:val="ru-RU"/>
+        </w:rPr>
+      </w:pPr>
+      <w:r>
+        <w:rPr>
+          <w:lang w:val="ru-RU"/>
+        </w:rPr>
+        <w:t xml:space="preserve">#59 Объяснение Платона: отсутствие доступа к истинному знанию о вещи и одновременно его логическая необходимость означает самостоятельное сушестование Эйдоса / Идеи вне самой вещи – как автономной сущности; </w:t>
+      </w:r>
+    </w:p>
+    <w:p>
+      <w:pPr>
+        <w:rPr>
+          <w:lang w:val="ru-RU"/>
+        </w:rPr>
+      </w:pPr>
+      <w:r>
+        <w:rPr>
+          <w:lang w:val="ru-RU"/>
+        </w:rPr>
+        <w:t>#60 Метафизическая гипотеза: Эйдосы / Идеи обладают собственным способом существования и образуют подлинную ("метафизическую") реальность, где находятся оригиналы чувственно воспринимаемых вещей, между тем как в текущей ("физической") реальности мы имеем дело только с копиями ("тенями на стене Пещеры");</w:t>
+      </w:r>
+    </w:p>
+    <w:p>
+      <w:pPr>
+        <w:rPr>
+          <w:lang w:val="ru-RU"/>
+        </w:rPr>
+      </w:pPr>
+      <w:r>
+        <w:rPr>
+          <w:lang w:val="ru-RU"/>
+        </w:rPr>
+        <w:t>#61 Способ существования ("онтология") Эйдосов / Идей представляет собой альтернативу чувственному, физическому опыту, и его прообразом в нашей реальности выступают математические объекты;</w:t>
+      </w:r>
+    </w:p>
+    <w:p>
+      <w:pPr>
+        <w:rPr>
+          <w:lang w:val="ru-RU"/>
+        </w:rPr>
+      </w:pPr>
+      <w:r>
+        <w:rPr>
+          <w:lang w:val="ru-RU"/>
+        </w:rPr>
+        <w:t>#62 Тип "математической" онтологии, разрабатываемой Платоном, соответствует той стадии развития экспериментальной науки, когда стирается грань между математикой как инструментом описания физических процессов и самим процессом, предметом описания, который уже не обладает свойствами, отличными от математических (открытие электромагнитного поля в физике).</w:t>
+      </w:r>
+    </w:p>
+    <w:p>
+      <w:pPr>
         <w:pStyle w:val="Heading2"/>
         <w:rPr>
           <w:lang w:val="ru-RU"/>
@@ -132,7 +236,18 @@
           <w:u w:val="single"/>
           <w:lang w:val="ru-RU"/>
         </w:rPr>
-        <w:t>исходить не от начальной опоры, а из конечного результата, из того, чего мы хотим добиться</w:t>
+        <w:t xml:space="preserve">исходить не от </w:t>
+      </w:r>
+      <w:r>
+        <w:rPr>
+          <w:rFonts w:ascii="Times New Roman" w:hAnsi="Times New Roman" w:cs="Times New Roman"/>
+          <w:sz w:val="24"/>
+          <w:szCs w:val="24"/>
+          <w:u w:val="single"/>
+          <w:lang w:val="ru-RU"/>
+        </w:rPr>
+        <w:lastRenderedPageBreak/>
+        <w:t>начальной опоры, а из конечного результата, из того, чего мы хотим добиться</w:t>
       </w:r>
       <w:r>
         <w:rPr>
@@ -435,6 +550,7 @@
           <w:rFonts w:ascii="Times New Roman" w:hAnsi="Times New Roman" w:cs="Times New Roman"/>
           <w:sz w:val="24"/>
           <w:szCs w:val="24"/>
+          <w:lang w:val="ru-RU"/>
         </w:rPr>
         <w:t>.</w:t>
       </w:r>
@@ -452,6 +568,7 @@
           <w:rFonts w:ascii="Times New Roman" w:hAnsi="Times New Roman" w:cs="Times New Roman"/>
           <w:sz w:val="24"/>
           <w:szCs w:val="24"/>
+          <w:lang w:val="ru-RU"/>
         </w:rPr>
         <w:t>.</w:t>
       </w:r>
@@ -850,7 +967,6 @@
         <w:rPr>
           <w:lang w:val="ru-RU"/>
         </w:rPr>
-        <w:lastRenderedPageBreak/>
         <w:t>Вилка</w:t>
       </w:r>
     </w:p>
@@ -1022,7 +1138,17 @@
           <w:szCs w:val="24"/>
           <w:lang w:val="ru-RU"/>
         </w:rPr>
-        <w:t xml:space="preserve"> Но ведь мы всё-таки каким-то образом знаем, что стол — это стол, и можем определять одни предметы от других, даже не смотря на отсутствие доступа к истинному знанию. Если представить все возможности определения стола в виде линии, где слева будет самое конкретное, в справа — самое общее определение, то наши попытки дать истинное определение столу будут колебаться от левой стороны к правой, постепенно приближаясь к центру, где, предположительно, есть предельное определение стола, но мы никогда его не достигнем.</w:t>
+        <w:t xml:space="preserve"> Но ведь мы всё-таки каким-то образом знаем, что стол — это стол, и можем определять одни предметы от других, даже не смотря на отсутствие </w:t>
+      </w:r>
+      <w:r>
+        <w:rPr>
+          <w:rFonts w:ascii="Times New Roman" w:hAnsi="Times New Roman" w:cs="Times New Roman"/>
+          <w:sz w:val="24"/>
+          <w:szCs w:val="24"/>
+          <w:lang w:val="ru-RU"/>
+        </w:rPr>
+        <w:lastRenderedPageBreak/>
+        <w:t>доступа к истинному знанию. Если представить все возможности определения стола в виде линии, где слева будет самое конкретное, в справа — самое общее определение, то наши попытки дать истинное определение столу будут колебаться от левой стороны к правой, постепенно приближаясь к центру, где, предположительно, есть предельное определение стола, но мы никогда его не достигнем.</w:t>
       </w:r>
       <w:r>
         <w:rPr>
@@ -1338,7 +1464,6 @@
           <w:szCs w:val="24"/>
           <w:lang w:val="ru-RU"/>
         </w:rPr>
-        <w:lastRenderedPageBreak/>
         <w:t xml:space="preserve">Итого: по Платону есть </w:t>
       </w:r>
       <w:r>
@@ -1590,6 +1715,7 @@
           <w:szCs w:val="24"/>
           <w:lang w:val="ru-RU"/>
         </w:rPr>
+        <w:lastRenderedPageBreak/>
         <w:t xml:space="preserve">Итак, Платон делает первый набросок </w:t>
       </w:r>
       <w:r>

--- a/lesson-13.docx
+++ b/lesson-13.docx
@@ -12,98 +12,188 @@
         <w:rPr>
           <w:lang w:val="ru-RU"/>
         </w:rPr>
-        <w:t>#55 "Экспериментальная наука" – это не эксклюзивное изобретение Модерна, порвавшего с "предрассудками" предыдущих эпох, а результат длительного философского процесса, необходимыми этапами которого являются античная метафизика и средневековая схоластика;</w:t>
-      </w:r>
-    </w:p>
-    <w:p>
-      <w:pPr>
-        <w:rPr>
-          <w:lang w:val="ru-RU"/>
-        </w:rPr>
-      </w:pPr>
-      <w:r>
-        <w:rPr>
-          <w:lang w:val="ru-RU"/>
-        </w:rPr>
-        <w:t>#56 В отличие от поисков предельного основания, на этой линии развития  главной задачей является не определение точки отчёта для построения истинного знания, а исследование конечной цели – прояснение сущности истинного знания и выявление препятствий для его достижения;</w:t>
-      </w:r>
-    </w:p>
-    <w:p>
-      <w:pPr>
-        <w:rPr>
-          <w:lang w:val="ru-RU"/>
-        </w:rPr>
-      </w:pPr>
-      <w:r>
-        <w:rPr>
-          <w:lang w:val="ru-RU"/>
-        </w:rPr>
-        <w:t>#57 Платон сформулировал два условия для достижения истинного знания – операции синагоге (сбор) и диайресис (разделение), и показал, что при выполнении второй операции происходит сбой: по какой-то причине невозможно дать точное определение знакомым, "интуитивно" понятным вещам;</w:t>
-      </w:r>
-    </w:p>
-    <w:p>
-      <w:pPr>
-        <w:rPr>
-          <w:lang w:val="ru-RU"/>
-        </w:rPr>
-      </w:pPr>
-      <w:r>
-        <w:rPr>
-          <w:lang w:val="ru-RU"/>
-        </w:rPr>
-        <w:t>#58 Истинное знание (точное определение предмета, Эйдос / Идея) существует, несмотря на его недостижимость: без наличия истинного знания была бы невозможна коррекция ложных высказываний и всякая ориентация в пространстве логических рассуждений;</w:t>
-      </w:r>
-    </w:p>
-    <w:p>
-      <w:pPr>
-        <w:rPr>
-          <w:lang w:val="ru-RU"/>
-        </w:rPr>
-      </w:pPr>
-      <w:r>
-        <w:rPr>
-          <w:lang w:val="ru-RU"/>
-        </w:rPr>
-        <w:t xml:space="preserve">#59 Объяснение Платона: отсутствие доступа к истинному знанию о вещи и одновременно его логическая необходимость означает самостоятельное сушестование Эйдоса / Идеи вне самой вещи – как автономной сущности; </w:t>
-      </w:r>
-    </w:p>
-    <w:p>
-      <w:pPr>
-        <w:rPr>
-          <w:lang w:val="ru-RU"/>
-        </w:rPr>
-      </w:pPr>
-      <w:r>
-        <w:rPr>
-          <w:lang w:val="ru-RU"/>
-        </w:rPr>
-        <w:t>#60 Метафизическая гипотеза: Эйдосы / Идеи обладают собственным способом существования и образуют подлинную ("метафизическую") реальность, где находятся оригиналы чувственно воспринимаемых вещей, между тем как в текущей ("физической") реальности мы имеем дело только с копиями ("тенями на стене Пещеры");</w:t>
-      </w:r>
-    </w:p>
-    <w:p>
-      <w:pPr>
-        <w:rPr>
-          <w:lang w:val="ru-RU"/>
-        </w:rPr>
-      </w:pPr>
-      <w:r>
-        <w:rPr>
-          <w:lang w:val="ru-RU"/>
-        </w:rPr>
-        <w:t>#61 Способ существования ("онтология") Эйдосов / Идей представляет собой альтернативу чувственному, физическому опыту, и его прообразом в нашей реальности выступают математические объекты;</w:t>
-      </w:r>
-    </w:p>
-    <w:p>
-      <w:pPr>
-        <w:rPr>
-          <w:lang w:val="ru-RU"/>
-        </w:rPr>
-      </w:pPr>
-      <w:r>
-        <w:rPr>
-          <w:lang w:val="ru-RU"/>
-        </w:rPr>
-        <w:t>#62 Тип "математической" онтологии, разрабатываемой Платоном, соответствует той стадии развития экспериментальной науки, когда стирается грань между математикой как инструментом описания физических процессов и самим процессом, предметом описания, который уже не обладает свойствами, отличными от математических (открытие электромагнитного поля в физике).</w:t>
+        <w:t>#55</w:t>
+      </w:r>
+      <w:r>
+        <w:rPr>
+          <w:lang w:val="ru-RU"/>
+        </w:rPr>
+        <w:t>.</w:t>
+      </w:r>
+      <w:r>
+        <w:rPr>
+          <w:lang w:val="ru-RU"/>
+        </w:rPr>
+        <w:t xml:space="preserve"> "Экспериментальная наука" – это не эксклюзивное изобретение Модерна, порвавшего с "предрассудками" предыдущих эпох, а результат длительного философского процесса, необходимыми этапами которого являются античная метафизика и средневековая схоластика;</w:t>
+      </w:r>
+    </w:p>
+    <w:p>
+      <w:pPr>
+        <w:rPr>
+          <w:lang w:val="ru-RU"/>
+        </w:rPr>
+      </w:pPr>
+      <w:r>
+        <w:rPr>
+          <w:lang w:val="ru-RU"/>
+        </w:rPr>
+        <w:t>#56</w:t>
+      </w:r>
+      <w:r>
+        <w:rPr>
+          <w:lang w:val="ru-RU"/>
+        </w:rPr>
+        <w:t>.</w:t>
+      </w:r>
+      <w:r>
+        <w:rPr>
+          <w:lang w:val="ru-RU"/>
+        </w:rPr>
+        <w:t xml:space="preserve"> В отличие от поисков предельного основания, на этой линии развития  главной задачей является не определение точки отчёта для построения истинного знания, а исследование конечной цели – прояснение сущности истинного знания и выявление препятствий для его достижения;</w:t>
+      </w:r>
+    </w:p>
+    <w:p>
+      <w:pPr>
+        <w:rPr>
+          <w:lang w:val="ru-RU"/>
+        </w:rPr>
+      </w:pPr>
+      <w:r>
+        <w:rPr>
+          <w:lang w:val="ru-RU"/>
+        </w:rPr>
+        <w:t>#57</w:t>
+      </w:r>
+      <w:r>
+        <w:rPr>
+          <w:lang w:val="ru-RU"/>
+        </w:rPr>
+        <w:t>.</w:t>
+      </w:r>
+      <w:r>
+        <w:rPr>
+          <w:lang w:val="ru-RU"/>
+        </w:rPr>
+        <w:t xml:space="preserve"> Платон сформулировал два условия для достижения истинного знания – операции синагоге (сбор) и диайресис (разделение), и показал, что при выполнении второй операции происходит сбой: по какой-то причине невозможно дать точное определение знакомым, "интуитивно" понятным вещам;</w:t>
+      </w:r>
+    </w:p>
+    <w:p>
+      <w:pPr>
+        <w:rPr>
+          <w:lang w:val="ru-RU"/>
+        </w:rPr>
+      </w:pPr>
+      <w:r>
+        <w:rPr>
+          <w:lang w:val="ru-RU"/>
+        </w:rPr>
+        <w:t>#58</w:t>
+      </w:r>
+      <w:r>
+        <w:t>.</w:t>
+      </w:r>
+      <w:r>
+        <w:rPr>
+          <w:lang w:val="ru-RU"/>
+        </w:rPr>
+        <w:t xml:space="preserve"> Истинное знание (точное определение предмета, Эйдос / Идея) существует, несмотря на его недостижимость: без наличия истинного знания была бы невозможна коррекция ложных высказываний и всякая ориентация в пространстве логических рассуждений;</w:t>
+      </w:r>
+    </w:p>
+    <w:p>
+      <w:pPr>
+        <w:rPr>
+          <w:lang w:val="ru-RU"/>
+        </w:rPr>
+      </w:pPr>
+      <w:r>
+        <w:rPr>
+          <w:lang w:val="ru-RU"/>
+        </w:rPr>
+        <w:t>#59</w:t>
+      </w:r>
+      <w:r>
+        <w:t>.</w:t>
+      </w:r>
+      <w:r>
+        <w:rPr>
+          <w:lang w:val="ru-RU"/>
+        </w:rPr>
+        <w:t xml:space="preserve"> Объяснение Платона: отсутствие доступа к истинному знанию о вещи и одновременно его логическая необходимость означает самостоятельное сушестование Эйдоса / Идеи вне самой вещи – как автономной сущности; </w:t>
+      </w:r>
+    </w:p>
+    <w:p>
+      <w:pPr>
+        <w:rPr>
+          <w:lang w:val="ru-RU"/>
+        </w:rPr>
+      </w:pPr>
+      <w:r>
+        <w:rPr>
+          <w:lang w:val="ru-RU"/>
+        </w:rPr>
+        <w:t>#60</w:t>
+      </w:r>
+      <w:r>
+        <w:rPr>
+          <w:lang w:val="ru-RU"/>
+        </w:rPr>
+        <w:t>.</w:t>
+      </w:r>
+      <w:r>
+        <w:rPr>
+          <w:lang w:val="ru-RU"/>
+        </w:rPr>
+        <w:t xml:space="preserve"> Метафизическая гипотеза: Эйдосы / Идеи обладают собственным способом существования и образуют подлинную ("метафизическую") реальность, где находятся оригиналы чувственно воспринимаемых вещей, между тем как в текущей ("физической") реальности мы имеем дело только с копиями ("тенями на стене Пещеры");</w:t>
+      </w:r>
+    </w:p>
+    <w:p>
+      <w:pPr>
+        <w:rPr>
+          <w:lang w:val="ru-RU"/>
+        </w:rPr>
+      </w:pPr>
+      <w:r>
+        <w:rPr>
+          <w:lang w:val="ru-RU"/>
+        </w:rPr>
+        <w:t>#61</w:t>
+      </w:r>
+      <w:r>
+        <w:rPr>
+          <w:lang w:val="ru-RU"/>
+        </w:rPr>
+        <w:t>.</w:t>
+      </w:r>
+      <w:r>
+        <w:rPr>
+          <w:lang w:val="ru-RU"/>
+        </w:rPr>
+        <w:t xml:space="preserve"> Способ существования ("онтология") Эйдосов / Идей представляет собой альтернативу чувственному, физическому опыту, и его прообразом в нашей реальности выступают математические объекты;</w:t>
+      </w:r>
+    </w:p>
+    <w:p>
+      <w:pPr>
+        <w:rPr>
+          <w:lang w:val="ru-RU"/>
+        </w:rPr>
+      </w:pPr>
+      <w:r>
+        <w:rPr>
+          <w:lang w:val="ru-RU"/>
+        </w:rPr>
+        <w:t>#62</w:t>
+      </w:r>
+      <w:r>
+        <w:rPr>
+          <w:lang w:val="ru-RU"/>
+        </w:rPr>
+        <w:t>.</w:t>
+      </w:r>
+      <w:r>
+        <w:rPr>
+          <w:lang w:val="ru-RU"/>
+        </w:rPr>
+        <w:t xml:space="preserve"> Тип "математической" онтологии, разрабатываемой Платоном, соответствует той стадии развития экспериментальной науки, когда стирается грань между математикой как инструментом описания физических процессов и самим процессом, предметом описания, который уже не обладает свойствами, отличными от математических (открытие электромагнитного поля в физике).</w:t>
       </w:r>
     </w:p>
     <w:p>
